--- a/ReqStation/docs/Requisition Material - User Guide.docx
+++ b/ReqStation/docs/Requisition Material - User Guide.docx
@@ -772,46 +772,6 @@
             </w:pPr>
             <w:r>
               <w:t xml:space="preserve">The requisition report (old rptRequest) for the selected row — click a row first. Shows unreturned items only.</w:t>
-            </w:r>
-          </w:p>
-        </w:tc>
-      </w:tr>
-      <w:tr>
-        <w:tc>
-          <w:tcPr>
-            <w:tcW w:type="dxa" w:w="2600"/>
-            <w:tcMar>
-              <w:top w:type="dxa" w:w="60"/>
-              <w:left w:type="dxa" w:w="100"/>
-              <w:bottom w:type="dxa" w:w="60"/>
-              <w:right w:type="dxa" w:w="100"/>
-            </w:tcMar>
-          </w:tcPr>
-          <w:p>
-            <w:pPr>
-              <w:spacing w:after="0"/>
-            </w:pPr>
-            <w:r>
-              <w:t xml:space="preserve">Total Outstanding</w:t>
-            </w:r>
-          </w:p>
-        </w:tc>
-        <w:tc>
-          <w:tcPr>
-            <w:tcW w:type="dxa" w:w="6760"/>
-            <w:tcMar>
-              <w:top w:type="dxa" w:w="60"/>
-              <w:left w:type="dxa" w:w="100"/>
-              <w:bottom w:type="dxa" w:w="60"/>
-              <w:right w:type="dxa" w:w="100"/>
-            </w:tcMar>
-          </w:tcPr>
-          <w:p>
-            <w:pPr>
-              <w:spacing w:after="0"/>
-            </w:pPr>
-            <w:r>
-              <w:t xml:space="preserve">Every open line, grouped by requisitioner, with cost and retail totals.</w:t>
             </w:r>
           </w:p>
         </w:tc>

--- a/ReqStation/docs/Requisition Material - User Guide.docx
+++ b/ReqStation/docs/Requisition Material - User Guide.docx
@@ -327,7 +327,7 @@
         <w:spacing w:after="80"/>
       </w:pPr>
       <w:r>
-        <w:t xml:space="preserve">Fill the line sheet. Type the Item # — after two characters a dropdown appears with matching items; pick one and the description, coin date, cost and retail fill in from the item’s most recent use. Typing a full item number and tabbing out does the same fill. Enter hops to the next box, like the old form; Enter on the last box of the last line starts a new line. The gray ✕ at the end of a line removes it.</w:t>
+        <w:t xml:space="preserve">Fill the line sheet. Type the Item # — after two characters a dropdown appears with matching items; pick one and the description, coin date, cost and retail fill in from inventory. Typing a full item number and tabbing out does the same fill. Enter hops to the next box, like the old form; Enter on the last box of the last line starts a new line. The gray ✕ at the end of a line removes it.</w:t>
       </w:r>
     </w:p>
     <w:p>
@@ -469,7 +469,7 @@
         <w:t xml:space="preserve">Badge #</w:t>
       </w:r>
       <w:r>
-        <w:t xml:space="preserve"> is editable right in the grid. Type it and press Enter or click away — it saves immediately. All lines of the same requisition share one badge.</w:t>
+        <w:t xml:space="preserve"> is editable right in the grid. Click the box for a dropdown of employees (type to filter by badge or name), or type the number — Enter or clicking away saves immediately. All lines of the same requisition share one badge.</w:t>
       </w:r>
     </w:p>
     <w:p>

--- a/ReqStation/docs/Requisition Material - User Guide.docx
+++ b/ReqStation/docs/Requisition Material - User Guide.docx
@@ -327,7 +327,7 @@
         <w:spacing w:after="80"/>
       </w:pPr>
       <w:r>
-        <w:t xml:space="preserve">Fill the line sheet. Type the Item # — after two characters a dropdown appears with matching items; pick one and the description, coin date, cost and retail fill in from inventory. Typing a full item number and tabbing out does the same fill. Enter hops to the next box, like the old form; Enter on the last box of the last line starts a new line. The gray ✕ at the end of a line removes it.</w:t>
+        <w:t xml:space="preserve">Fill the line sheet. Click into Item # and the item list opens; type to narrow it, pick one and the description, coin date, cost and retail fill in from inventory. Typing a full item number and tabbing out does the same fill. Enter hops to the next box, like the old form; Enter on the last box of the last line starts a new line. The gray ✕ at the end of a line removes it.</w:t>
       </w:r>
     </w:p>
     <w:p>
